--- a/docs/VitaNexus-RX IEEE 2.docx
+++ b/docs/VitaNexus-RX IEEE 2.docx
@@ -63,7 +63,7 @@
           <w:rFonts w:ascii="Times New Roman" w:hAnsi="Times New Roman"/>
           <w:sz w:val="18"/>
         </w:rPr>
-        <w:t>VitaNexus-RX is an implemented clinical decision support system that combines source-based medication safety evidence with learned adverse-risk evidence to support structured clinician review of same-indication candidate alternatives. The runtime evaluates candidate drug and active-medication pairs against DDInter, evaluates candidate drug and resolvable conditions against DrugCentral, and strictly preserves the semantic distinction between a completed lookup with no documented adverse record and an unresolved or failed lookup. Its primary learned component is an isotonic-calibrated LightGBM model trained on 4.91 million FDA Adverse Event Reporting System (FAERS) records, designed specifically to estimate whether a report in the represented context belongs to a serious-outcome class. Case-level bootstrap variation and split conformal classification sets are computed to provide transparent reliability diagnostics, while a conservative upper bootstrap bound participates directly in ranking. Candidates with documented major drug-drug interactions or high drug-disease restrictions are excluded prior to scoring. Remaining fully evaluated candidates are ordered by a deterministic 50/30/20 composite policy integrating adjusted LightGBM risk, DDInter risk, and DrugCentral drug-disease risk. A supplementary 100-label heterogeneous graph neural network (HGNN) provides granular adverse event-level profiling. On an untouched temporal holdout of 696,604 reports (2026Q1–Q2), the selected LightGBM classifier achieved AUROC 0.8177, AUPRC 0.8212, F1 0.7823, sensitivity 90.18%, specificity 54.04%, Brier score 0.1743, and expected calibration error 0.0358. The manuscript documents the implemented scope, evidence contracts, evaluation artifact, and limitations; it does not claim clinical validation, prevention of adverse drug reactions, or patient-outcome prediction.</w:t>
+        <w:t>VitaNexus-RX is an implemented clinical decision support system that combines source-based medication safety evidence with learned adverse-risk evidence to support structured clinician review of same-indication candidate alternatives. The runtime evaluates candidate drug and active-medication pairs against DDInter, evaluates candidate drug and resolvable conditions against DrugCentral, and strictly preserves the semantic distinction between a completed lookup with no documented adverse record and an unresolved or failed lookup. To bridge vocabulary gaps across diverse curated sources without modifying frozen models, a seven-level clinical terminology bridge resolves salt forms, MedDRA word inversions, orthographic spelling variants, and clinical synonyms. Its primary learned component is an isotonic-calibrated LightGBM model trained on 4.91 million FDA Adverse Event Reporting System (FAERS) records, designed specifically to estimate whether a report in the represented context belongs to a serious-outcome class. Case-level bootstrap variation and split conformal classification sets are computed to provide transparent reliability diagnostics, while a conservative upper bootstrap bound participates directly in ranking. Candidates with documented major drug-drug interactions or high drug-disease restrictions are excluded prior to scoring. Remaining fully evaluated candidates are ordered by a deterministic 50/30/20 composite policy integrating adjusted LightGBM risk, DDInter risk, and DrugCentral drug-disease risk. A supplementary 100-label heterogeneous graph neural network (HGNN) provides granular adverse event-level profiling. On an untouched temporal holdout of 696,604 reports (2026Q1–Q2), the selected LightGBM classifier achieved AUROC 0.8177, AUPRC 0.8212, F1 0.7823, sensitivity 90.18%, specificity 54.04%, Brier score 0.1743, and expected calibration error 0.0358. The manuscript documents the implemented scope, evidence contracts, evaluation artifact, and limitations; it does not claim clinical validation, prevention of adverse drug reactions, or patient-outcome prediction.</w:t>
       </w:r>
     </w:p>
     <w:p>
@@ -1593,7 +1593,160 @@
           <w:b/>
           <w:sz w:val="20"/>
         </w:rPr>
-        <w:t>V. SOURCE-BASED CLINICAL SAFETY ANALYSIS</w:t>
+        <w:t>V. CROSS-SOURCE TERMINOLOGY RESOLUTION</w:t>
+      </w:r>
+    </w:p>
+    <w:p>
+      <w:pPr>
+        <w:keepNext/>
+        <w:spacing w:before="160" w:after="40"/>
+        <w:jc w:val="left"/>
+      </w:pPr>
+      <w:r>
+        <w:rPr>
+          <w:rFonts w:ascii="Times New Roman" w:hAnsi="Times New Roman"/>
+          <w:b/>
+          <w:i/>
+          <w:sz w:val="19"/>
+        </w:rPr>
+        <w:t>A. Problem Statement and Architectural Context</w:t>
+      </w:r>
+    </w:p>
+    <w:p>
+      <w:pPr>
+        <w:spacing w:before="0" w:after="70" w:line="252" w:lineRule="auto"/>
+        <w:jc w:val="both"/>
+      </w:pPr>
+      <w:r>
+        <w:rPr>
+          <w:rFonts w:ascii="Times New Roman" w:hAnsi="Times New Roman"/>
+          <w:sz w:val="19"/>
+        </w:rPr>
+        <w:t>A fundamental impediment to multi-source CDSS integration is clinical concept naming discordance. VitaNexus-RX unifies DDInter, DrugCentral, and the Indian Medicine Dataset with a frozen LightGBM model trained on FDA FAERS data. Each source was curated under disparate naming conventions. Because the LightGBM model's sparse feature space is permanently frozen at 15,369 features to ensure audit stability and regulatory reproducibility, the model artifact cannot be retrained to accommodate novel textual variants. A pre-inference Vocabulary-Aware Clinical Terminology Bridge was therefore implemented in the ML pipeline to resolve naming discrepancies prior to vocabulary evaluation.</w:t>
+      </w:r>
+    </w:p>
+    <w:p>
+      <w:pPr>
+        <w:keepNext/>
+        <w:spacing w:before="160" w:after="40"/>
+        <w:jc w:val="left"/>
+      </w:pPr>
+      <w:r>
+        <w:rPr>
+          <w:rFonts w:ascii="Times New Roman" w:hAnsi="Times New Roman"/>
+          <w:b/>
+          <w:i/>
+          <w:sz w:val="19"/>
+        </w:rPr>
+        <w:t>B. Root Cause Taxonomy</w:t>
+      </w:r>
+    </w:p>
+    <w:p>
+      <w:pPr>
+        <w:spacing w:before="0" w:after="70" w:line="252" w:lineRule="auto"/>
+        <w:jc w:val="both"/>
+      </w:pPr>
+      <w:r>
+        <w:rPr>
+          <w:rFonts w:ascii="Times New Roman" w:hAnsi="Times New Roman"/>
+          <w:sz w:val="19"/>
+        </w:rPr>
+        <w:t>Cross-source concept mismatches stem from four distinct linguistic and pharmacological root causes:</w:t>
+        <w:br/>
+        <w:t>• Pharmaceutical Salt/Form Mismatch: Clinical repositories frequently record pure parent molecules (e.g., Metformin), whereas FAERS reporting forms capture specific manufacturer salt formulations entered by reporting clinicians (e.g., Metformin Hydrochloride).</w:t>
+        <w:br/>
+        <w:t>• MedDRA Word-Order Inversion: Clinicians and knowledge bases express disease concepts in natural-language syntax (e.g., Atopic dermatitis), whereas regulatory pharmacovigilance dictionaries store formal inverted MedDRA Preferred Terms (e.g., Dermatitis atopic).</w:t>
+        <w:br/>
+        <w:t>• Clinical and Chemical Synonyms: Distinct accepted names represent identical pharmacological agents across international compendia (e.g., Acetylsalicylic acid versus Aspirin, or Paracetamol versus Acetaminophen).</w:t>
+        <w:br/>
+        <w:t>• Orthographic and Regional Spelling Variants: Transatlantic spelling discrepancies occur across British and American regulatory bodies and dictionaries (e.g., Gastroesophageal versus Gastrooesophageal, or Edema versus Oedema).</w:t>
+      </w:r>
+    </w:p>
+    <w:p>
+      <w:pPr>
+        <w:keepNext/>
+        <w:spacing w:before="160" w:after="40"/>
+        <w:jc w:val="left"/>
+      </w:pPr>
+      <w:r>
+        <w:rPr>
+          <w:rFonts w:ascii="Times New Roman" w:hAnsi="Times New Roman"/>
+          <w:b/>
+          <w:i/>
+          <w:sz w:val="19"/>
+        </w:rPr>
+        <w:t>C. Resolution Hierarchy</w:t>
+      </w:r>
+    </w:p>
+    <w:p>
+      <w:pPr>
+        <w:spacing w:before="0" w:after="70" w:line="252" w:lineRule="auto"/>
+        <w:jc w:val="both"/>
+      </w:pPr>
+      <w:r>
+        <w:rPr>
+          <w:rFonts w:ascii="Times New Roman" w:hAnsi="Times New Roman"/>
+          <w:sz w:val="19"/>
+        </w:rPr>
+        <w:t>To resolve these discrepancies deterministically without inflating the feature space, the terminology bridge executes a top-down, seven-level resolution hierarchy that terminates at the first unique verified match:</w:t>
+        <w:br/>
+        <w:t>1) Exact Match: Direct evaluation against the target vocabulary following Unicode NFKC normalization, capitalization, and punctuation stripping.</w:t>
+        <w:br/>
+        <w:t>2) Project-Defined Aliases: Deterministic crosswalk of established core pharmacological aliases (e.g., Paracetamol to Acetaminophen).</w:t>
+        <w:br/>
+        <w:t>3) Orthographic Variant Generation: Bidirectional transformation applying rule-based phonetic and regional orthographic patterns (e.g., 'oe'/'ae' digraph substitutions) with immediate vocabulary membership validation.</w:t>
+        <w:br/>
+        <w:t>4) Token-Set Reordering: Generation of sorted token-set signatures to identify permutations of identical word sets regardless of syntactic inversion (e.g., matching 'Dermatitis atopic' from 'Atopic dermatitis').</w:t>
+        <w:br/>
+        <w:t>5) Pharmaceutical Salt/Form Equivalence: Systematic stripping and appending of recognized pharmaceutical salt suffixes (e.g., Hydrochloride, Sodium, Tartrate, Maleate) against vocabulary entries.</w:t>
+        <w:br/>
+        <w:t>6) Curated Clinical Synonym Crosswalk: Secondary lookup across curated multi-source synonym mappings.</w:t>
+        <w:br/>
+        <w:t>7) Terminal Safety Fallback: If no candidate in the vocabulary matches, the concept remains UNRESOLVED. If multiple ambiguous candidates match, it is flagged as AMBIGUOUS.</w:t>
+      </w:r>
+    </w:p>
+    <w:p>
+      <w:pPr>
+        <w:keepNext/>
+        <w:spacing w:before="160" w:after="40"/>
+        <w:jc w:val="left"/>
+      </w:pPr>
+      <w:r>
+        <w:rPr>
+          <w:rFonts w:ascii="Times New Roman" w:hAnsi="Times New Roman"/>
+          <w:b/>
+          <w:i/>
+          <w:sz w:val="19"/>
+        </w:rPr>
+        <w:t>D. Safety Contract Preservation</w:t>
+      </w:r>
+    </w:p>
+    <w:p>
+      <w:pPr>
+        <w:spacing w:before="0" w:after="70" w:line="252" w:lineRule="auto"/>
+        <w:jc w:val="both"/>
+      </w:pPr>
+      <w:r>
+        <w:rPr>
+          <w:rFonts w:ascii="Times New Roman" w:hAnsi="Times New Roman"/>
+          <w:sz w:val="19"/>
+        </w:rPr>
+        <w:t>The bridge strictly preserves the system's safety contract. It never forces an ambiguous mapping, never invents non-existent vocabulary tokens, and leaves the 15,369-feature model geometry completely untouched. If a submitted clinical entity cannot be unambiguously resolved, the pipeline preserves conservative fail-closed behavior, returning OUT_OF_VOCABULARY or DEGRADED_COVERAGE and withholding automated risk estimation. Fig. 3 diagrams the bridge architecture.</w:t>
+      </w:r>
+    </w:p>
+    <w:p>
+      <w:pPr>
+        <w:keepNext/>
+        <w:spacing w:before="220" w:after="80"/>
+        <w:jc w:val="center"/>
+      </w:pPr>
+      <w:r>
+        <w:rPr>
+          <w:rFonts w:ascii="Times New Roman" w:hAnsi="Times New Roman"/>
+          <w:b/>
+          <w:sz w:val="20"/>
+        </w:rPr>
+        <w:t>VI. SOURCE-BASED CLINICAL SAFETY ANALYSIS</w:t>
       </w:r>
     </w:p>
     <w:p>
@@ -2256,7 +2409,7 @@
           <w:b/>
           <w:sz w:val="20"/>
         </w:rPr>
-        <w:t>VI. ADVERSE RISK PREDICTION AND RELIABILITY ANALYSIS</w:t>
+        <w:t>VII. ADVERSE RISK PREDICTION AND RELIABILITY ANALYSIS</w:t>
       </w:r>
     </w:p>
     <w:p>
@@ -2310,7 +2463,7 @@
           <w:b/>
           <w:sz w:val="20"/>
         </w:rPr>
-        <w:t>VII. SAFETY-AWARE SAME-INDICATION ALTERNATIVE RECOMMENDATION</w:t>
+        <w:t>VIII. SAFETY-AWARE SAME-INDICATION ALTERNATIVE RECOMMENDATION</w:t>
       </w:r>
     </w:p>
     <w:p>
@@ -2368,7 +2521,7 @@
           <w:b/>
           <w:sz w:val="20"/>
         </w:rPr>
-        <w:t>VIII. SUPPLEMENTARY HGNN EVENT PROFILE</w:t>
+        <w:t>IX. SUPPLEMENTARY HGNN EVENT PROFILE</w:t>
       </w:r>
     </w:p>
     <w:p>
@@ -2381,7 +2534,33 @@
           <w:rFonts w:ascii="Times New Roman" w:hAnsi="Times New Roman"/>
           <w:sz w:val="19"/>
         </w:rPr>
-        <w:t>The system also exposes a supplementary HGNN-derived specific-event profile. It loads a hash-verified epoch-20 selection checkpoint with an ordered 100-label vocabulary and returns deterministic top-K sigmoid model scores. It is independent of LightGBM, does not alter DDInter or DrugCentral safety gates, does not alter candidate generation or ranking, and operates as an event-level diagnostic view.</w:t>
+        <w:t>To provide event-specific adverse reaction profiling beyond binary serious-outcome risk, VitaNexus-RX integrates a completed heterogeneous graph neural network (HGNN). While LightGBM models overall report-level severity, the HGNN models granular multi-label associations across 100 MedDRA Preferred Term adverse reactions. The model has fully completed both selection training (20 epochs) and final refit training over the 2022Q1–2025Q4 modeling window, evaluated on the 2026Q1–Q2 temporal testing cohort.</w:t>
+      </w:r>
+    </w:p>
+    <w:p>
+      <w:pPr>
+        <w:spacing w:before="0" w:after="70" w:line="252" w:lineRule="auto"/>
+        <w:jc w:val="both"/>
+      </w:pPr>
+      <w:r>
+        <w:rPr>
+          <w:rFonts w:ascii="Times New Roman" w:hAnsi="Times New Roman"/>
+          <w:sz w:val="19"/>
+        </w:rPr>
+        <w:t>The network architecture is implemented as HeterogeneousAdrNetwork(hidden_channels=96, output_channels=100) using PyTorch Geometric. The graph schema incorporates four node types: report, drug, indication, and adverse reaction (ADR). It establishes ten directed edge relations: report-primary suspect-drug, drug-reverse primary suspect-report, report-concomitant-drug, drug-reverse concomitant-report, report-indication-indication, indication-reverse indication-report, drug-historically associated-ADR, ADR-reverse historically associated-drug, indication-historically associated-ADR, and ADR-reverse indication associated-indication. Four node projection layers feed two HeteroConv layers utilizing GraphSAGE operators (SAGEConv) with sum aggregation, residual skip connections, and ReLU activations, projecting to a linear classification head producing 100 event logits passed through sigmoid activations.</w:t>
+      </w:r>
+    </w:p>
+    <w:p>
+      <w:pPr>
+        <w:spacing w:before="0" w:after="70" w:line="252" w:lineRule="auto"/>
+        <w:jc w:val="both"/>
+      </w:pPr>
+      <w:r>
+        <w:rPr>
+          <w:rFonts w:ascii="Times New Roman" w:hAnsi="Times New Roman"/>
+          <w:sz w:val="19"/>
+        </w:rPr>
+        <w:t>On the temporal testing cohort, the HGNN achieved micro-AUPRC 0.156023, macro-AUPRC 0.129541, micro-F1 0.066962, precision 0.621854, and recall 0.035386 across the 100 MedDRA reaction categories (Table VI). The HGNN is retained in the deployed architecture because it is exposed directly in the clinician interface to provide supplementary event profiling, its transparent reporting of recall provides honest benchmark data for extreme label imbalance, and its heterogeneous graph topology establishes an auditable foundation for multi-label event modeling.</w:t>
       </w:r>
     </w:p>
     <w:p>
@@ -2396,7 +2575,7 @@
           <w:b/>
           <w:sz w:val="20"/>
         </w:rPr>
-        <w:t>IX. RESULTS AND ARTIFACT-BASED EVALUATION</w:t>
+        <w:t>X. RESULTS AND ARTIFACT-BASED EVALUATION</w:t>
       </w:r>
     </w:p>
     <w:p>
@@ -4036,7 +4215,7 @@
           <w:b/>
           <w:sz w:val="20"/>
         </w:rPr>
-        <w:t>X. DISCUSSION AND LIMITATIONS</w:t>
+        <w:t>XI. DISCUSSION AND LIMITATIONS</w:t>
       </w:r>
     </w:p>
     <w:p>
@@ -4129,7 +4308,7 @@
           <w:b/>
           <w:sz w:val="20"/>
         </w:rPr>
-        <w:t>XI. CONCLUSION</w:t>
+        <w:t>XII. CONCLUSION</w:t>
       </w:r>
     </w:p>
     <w:p>

--- a/docs/VitaNexus-RX IEEE 2.docx
+++ b/docs/VitaNexus-RX IEEE 2.docx
@@ -1570,6 +1570,130 @@
     </w:p>
     <w:p>
       <w:pPr>
+        <w:keepNext/>
+        <w:spacing w:before="120" w:after="40"/>
+        <w:jc w:val="center"/>
+      </w:pPr>
+      <w:r>
+        <w:drawing>
+          <wp:inline xmlns:a="http://schemas.openxmlformats.org/drawingml/2006/main" xmlns:pic="http://schemas.openxmlformats.org/drawingml/2006/picture">
+            <wp:extent cx="3154680" cy="1121500"/>
+            <wp:docPr id="1" name="Picture 1"/>
+            <wp:cNvGraphicFramePr>
+              <a:graphicFrameLocks noChangeAspect="1"/>
+            </wp:cNvGraphicFramePr>
+            <a:graphic>
+              <a:graphicData uri="http://schemas.openxmlformats.org/drawingml/2006/picture">
+                <pic:pic>
+                  <pic:nvPicPr>
+                    <pic:cNvPr id="0" name="fig1_workflow.png"/>
+                    <pic:cNvPicPr/>
+                  </pic:nvPicPr>
+                  <pic:blipFill>
+                    <a:blip r:embed="rId9"/>
+                    <a:stretch>
+                      <a:fillRect/>
+                    </a:stretch>
+                  </pic:blipFill>
+                  <pic:spPr>
+                    <a:xfrm>
+                      <a:off x="0" y="0"/>
+                      <a:ext cx="3154680" cy="1121500"/>
+                    </a:xfrm>
+                    <a:prstGeom prst="rect"/>
+                  </pic:spPr>
+                </pic:pic>
+              </a:graphicData>
+            </a:graphic>
+          </wp:inline>
+        </w:drawing>
+      </w:r>
+    </w:p>
+    <w:p>
+      <w:pPr>
+        <w:spacing w:before="40" w:after="140"/>
+        <w:jc w:val="both"/>
+      </w:pPr>
+      <w:r>
+        <w:rPr>
+          <w:rFonts w:ascii="Times New Roman" w:hAnsi="Times New Roman"/>
+          <w:b/>
+          <w:sz w:val="17"/>
+        </w:rPr>
+        <w:t>Fig.</w:t>
+      </w:r>
+      <w:r>
+        <w:rPr>
+          <w:rFonts w:ascii="Times New Roman" w:hAnsi="Times New Roman"/>
+          <w:sz w:val="17"/>
+        </w:rPr>
+        <w:t xml:space="preserve"> 1. Implemented VitaNexus-RX evidence and recommendation workflow across clinical consultation stages.</w:t>
+      </w:r>
+    </w:p>
+    <w:p>
+      <w:pPr>
+        <w:keepNext/>
+        <w:spacing w:before="120" w:after="40"/>
+        <w:jc w:val="center"/>
+      </w:pPr>
+      <w:r>
+        <w:drawing>
+          <wp:inline xmlns:a="http://schemas.openxmlformats.org/drawingml/2006/main" xmlns:pic="http://schemas.openxmlformats.org/drawingml/2006/picture">
+            <wp:extent cx="3154680" cy="1384874"/>
+            <wp:docPr id="2" name="Picture 2"/>
+            <wp:cNvGraphicFramePr>
+              <a:graphicFrameLocks noChangeAspect="1"/>
+            </wp:cNvGraphicFramePr>
+            <a:graphic>
+              <a:graphicData uri="http://schemas.openxmlformats.org/drawingml/2006/picture">
+                <pic:pic>
+                  <pic:nvPicPr>
+                    <pic:cNvPr id="0" name="fig2_architecture.png"/>
+                    <pic:cNvPicPr/>
+                  </pic:nvPicPr>
+                  <pic:blipFill>
+                    <a:blip r:embed="rId10"/>
+                    <a:stretch>
+                      <a:fillRect/>
+                    </a:stretch>
+                  </pic:blipFill>
+                  <pic:spPr>
+                    <a:xfrm>
+                      <a:off x="0" y="0"/>
+                      <a:ext cx="3154680" cy="1384874"/>
+                    </a:xfrm>
+                    <a:prstGeom prst="rect"/>
+                  </pic:spPr>
+                </pic:pic>
+              </a:graphicData>
+            </a:graphic>
+          </wp:inline>
+        </w:drawing>
+      </w:r>
+    </w:p>
+    <w:p>
+      <w:pPr>
+        <w:spacing w:before="40" w:after="140"/>
+        <w:jc w:val="both"/>
+      </w:pPr>
+      <w:r>
+        <w:rPr>
+          <w:rFonts w:ascii="Times New Roman" w:hAnsi="Times New Roman"/>
+          <w:b/>
+          <w:sz w:val="17"/>
+        </w:rPr>
+        <w:t>Fig.</w:t>
+      </w:r>
+      <w:r>
+        <w:rPr>
+          <w:rFonts w:ascii="Times New Roman" w:hAnsi="Times New Roman"/>
+          <w:sz w:val="17"/>
+        </w:rPr>
+        <w:t xml:space="preserve"> 2. System architecture and runtime topology connecting client UI, Express API, knowledge bases, and FastAPI ML microservice.</w:t>
+      </w:r>
+    </w:p>
+    <w:p>
+      <w:pPr>
         <w:spacing w:before="0" w:after="70" w:line="252" w:lineRule="auto"/>
         <w:jc w:val="both"/>
       </w:pPr>
@@ -1732,6 +1856,68 @@
           <w:sz w:val="19"/>
         </w:rPr>
         <w:t>The bridge strictly preserves the system's safety contract. It never forces an ambiguous mapping, never invents non-existent vocabulary tokens, and leaves the 15,369-feature model geometry completely untouched. If a submitted clinical entity cannot be unambiguously resolved, the pipeline preserves conservative fail-closed behavior, returning OUT_OF_VOCABULARY or DEGRADED_COVERAGE and withholding automated risk estimation. Fig. 3 diagrams the bridge architecture.</w:t>
+      </w:r>
+    </w:p>
+    <w:p>
+      <w:pPr>
+        <w:keepNext/>
+        <w:spacing w:before="120" w:after="40"/>
+        <w:jc w:val="center"/>
+      </w:pPr>
+      <w:r>
+        <w:drawing>
+          <wp:inline xmlns:a="http://schemas.openxmlformats.org/drawingml/2006/main" xmlns:pic="http://schemas.openxmlformats.org/drawingml/2006/picture">
+            <wp:extent cx="3154680" cy="1473364"/>
+            <wp:docPr id="3" name="Picture 3"/>
+            <wp:cNvGraphicFramePr>
+              <a:graphicFrameLocks noChangeAspect="1"/>
+            </wp:cNvGraphicFramePr>
+            <a:graphic>
+              <a:graphicData uri="http://schemas.openxmlformats.org/drawingml/2006/picture">
+                <pic:pic>
+                  <pic:nvPicPr>
+                    <pic:cNvPr id="0" name="fig3_bridge.png"/>
+                    <pic:cNvPicPr/>
+                  </pic:nvPicPr>
+                  <pic:blipFill>
+                    <a:blip r:embed="rId11"/>
+                    <a:stretch>
+                      <a:fillRect/>
+                    </a:stretch>
+                  </pic:blipFill>
+                  <pic:spPr>
+                    <a:xfrm>
+                      <a:off x="0" y="0"/>
+                      <a:ext cx="3154680" cy="1473364"/>
+                    </a:xfrm>
+                    <a:prstGeom prst="rect"/>
+                  </pic:spPr>
+                </pic:pic>
+              </a:graphicData>
+            </a:graphic>
+          </wp:inline>
+        </w:drawing>
+      </w:r>
+    </w:p>
+    <w:p>
+      <w:pPr>
+        <w:spacing w:before="40" w:after="140"/>
+        <w:jc w:val="both"/>
+      </w:pPr>
+      <w:r>
+        <w:rPr>
+          <w:rFonts w:ascii="Times New Roman" w:hAnsi="Times New Roman"/>
+          <w:b/>
+          <w:sz w:val="17"/>
+        </w:rPr>
+        <w:t>Fig.</w:t>
+      </w:r>
+      <w:r>
+        <w:rPr>
+          <w:rFonts w:ascii="Times New Roman" w:hAnsi="Times New Roman"/>
+          <w:sz w:val="17"/>
+        </w:rPr>
+        <w:t xml:space="preserve"> 3. Vocabulary-aware clinical terminology bridge pipeline showing seven-level resolution hierarchy and frozen vocabulary validation.</w:t>
       </w:r>
     </w:p>
     <w:p>
@@ -2400,6 +2586,68 @@
     <w:p>
       <w:pPr>
         <w:keepNext/>
+        <w:spacing w:before="120" w:after="40"/>
+        <w:jc w:val="center"/>
+      </w:pPr>
+      <w:r>
+        <w:drawing>
+          <wp:inline xmlns:a="http://schemas.openxmlformats.org/drawingml/2006/main" xmlns:pic="http://schemas.openxmlformats.org/drawingml/2006/picture">
+            <wp:extent cx="3154680" cy="1296383"/>
+            <wp:docPr id="4" name="Picture 4"/>
+            <wp:cNvGraphicFramePr>
+              <a:graphicFrameLocks noChangeAspect="1"/>
+            </wp:cNvGraphicFramePr>
+            <a:graphic>
+              <a:graphicData uri="http://schemas.openxmlformats.org/drawingml/2006/picture">
+                <pic:pic>
+                  <pic:nvPicPr>
+                    <pic:cNvPr id="0" name="fig4_safety_gate.png"/>
+                    <pic:cNvPicPr/>
+                  </pic:nvPicPr>
+                  <pic:blipFill>
+                    <a:blip r:embed="rId12"/>
+                    <a:stretch>
+                      <a:fillRect/>
+                    </a:stretch>
+                  </pic:blipFill>
+                  <pic:spPr>
+                    <a:xfrm>
+                      <a:off x="0" y="0"/>
+                      <a:ext cx="3154680" cy="1296383"/>
+                    </a:xfrm>
+                    <a:prstGeom prst="rect"/>
+                  </pic:spPr>
+                </pic:pic>
+              </a:graphicData>
+            </a:graphic>
+          </wp:inline>
+        </w:drawing>
+      </w:r>
+    </w:p>
+    <w:p>
+      <w:pPr>
+        <w:spacing w:before="40" w:after="140"/>
+        <w:jc w:val="both"/>
+      </w:pPr>
+      <w:r>
+        <w:rPr>
+          <w:rFonts w:ascii="Times New Roman" w:hAnsi="Times New Roman"/>
+          <w:b/>
+          <w:sz w:val="17"/>
+        </w:rPr>
+        <w:t>Fig.</w:t>
+      </w:r>
+      <w:r>
+        <w:rPr>
+          <w:rFonts w:ascii="Times New Roman" w:hAnsi="Times New Roman"/>
+          <w:sz w:val="17"/>
+        </w:rPr>
+        <w:t xml:space="preserve"> 4. Safety gate decision flowchart showing two-stage pre-filtering, LightGBM risk scoring, and composite alternative ranking.</w:t>
+      </w:r>
+    </w:p>
+    <w:p>
+      <w:pPr>
+        <w:keepNext/>
         <w:spacing w:before="220" w:after="80"/>
         <w:jc w:val="center"/>
       </w:pPr>
@@ -2423,6 +2671,68 @@
           <w:sz w:val="19"/>
         </w:rPr>
         <w:t>The primary learned risk component is a LightGBM gradient boosted decision tree classifier trained on 18 quarterly FAERS releases (2022Q1 to 2026Q2). The raw FAERS corpus underwent rigorous case-level deduplication, resolving case versions by primary suspect drug to retain 6,309,764 unique patient report rows. The binary target classifies serious adverse outcomes (death, life-threatening events, hospitalization, disability, or congenital anomaly). Fig. 5 illustrates the chronological data partitioning timeline.</w:t>
+      </w:r>
+    </w:p>
+    <w:p>
+      <w:pPr>
+        <w:keepNext/>
+        <w:spacing w:before="120" w:after="40"/>
+        <w:jc w:val="center"/>
+      </w:pPr>
+      <w:r>
+        <w:drawing>
+          <wp:inline xmlns:a="http://schemas.openxmlformats.org/drawingml/2006/main" xmlns:pic="http://schemas.openxmlformats.org/drawingml/2006/picture">
+            <wp:extent cx="3154680" cy="1119403"/>
+            <wp:docPr id="5" name="Picture 5"/>
+            <wp:cNvGraphicFramePr>
+              <a:graphicFrameLocks noChangeAspect="1"/>
+            </wp:cNvGraphicFramePr>
+            <a:graphic>
+              <a:graphicData uri="http://schemas.openxmlformats.org/drawingml/2006/picture">
+                <pic:pic>
+                  <pic:nvPicPr>
+                    <pic:cNvPr id="0" name="fig5_timeline.png"/>
+                    <pic:cNvPicPr/>
+                  </pic:nvPicPr>
+                  <pic:blipFill>
+                    <a:blip r:embed="rId13"/>
+                    <a:stretch>
+                      <a:fillRect/>
+                    </a:stretch>
+                  </pic:blipFill>
+                  <pic:spPr>
+                    <a:xfrm>
+                      <a:off x="0" y="0"/>
+                      <a:ext cx="3154680" cy="1119403"/>
+                    </a:xfrm>
+                    <a:prstGeom prst="rect"/>
+                  </pic:spPr>
+                </pic:pic>
+              </a:graphicData>
+            </a:graphic>
+          </wp:inline>
+        </w:drawing>
+      </w:r>
+    </w:p>
+    <w:p>
+      <w:pPr>
+        <w:spacing w:before="40" w:after="140"/>
+        <w:jc w:val="both"/>
+      </w:pPr>
+      <w:r>
+        <w:rPr>
+          <w:rFonts w:ascii="Times New Roman" w:hAnsi="Times New Roman"/>
+          <w:b/>
+          <w:sz w:val="17"/>
+        </w:rPr>
+        <w:t>Fig.</w:t>
+      </w:r>
+      <w:r>
+        <w:rPr>
+          <w:rFonts w:ascii="Times New Roman" w:hAnsi="Times New Roman"/>
+          <w:sz w:val="17"/>
+        </w:rPr>
+        <w:t xml:space="preserve"> 5. Chronological FAERS data partitioning timeline showing training, calibration, and temporal evaluation cohorts.</w:t>
       </w:r>
     </w:p>
     <w:p>
@@ -2580,6 +2890,814 @@
     </w:p>
     <w:p>
       <w:pPr>
+        <w:keepNext/>
+        <w:spacing w:before="160" w:after="40"/>
+        <w:jc w:val="left"/>
+      </w:pPr>
+      <w:r>
+        <w:rPr>
+          <w:rFonts w:ascii="Times New Roman" w:hAnsi="Times New Roman"/>
+          <w:b/>
+          <w:i/>
+          <w:sz w:val="19"/>
+        </w:rPr>
+        <w:t>A. Baseline Model Comparison and Selection Justification</w:t>
+      </w:r>
+    </w:p>
+    <w:p>
+      <w:pPr>
+        <w:spacing w:before="0" w:after="70" w:line="252" w:lineRule="auto"/>
+        <w:jc w:val="both"/>
+      </w:pPr>
+      <w:r>
+        <w:rPr>
+          <w:rFonts w:ascii="Times New Roman" w:hAnsi="Times New Roman"/>
+          <w:sz w:val="19"/>
+        </w:rPr>
+        <w:t>During model development, multiple scalable linear and probabilistic classifiers were evaluated on the full 4.27M training and 638K validation cohort under identical sparse feature representations. Table IV summarizes performance across evaluated baselines and the selected LightGBM classifier.</w:t>
+      </w:r>
+    </w:p>
+    <w:p>
+      <w:pPr>
+        <w:keepNext/>
+        <w:spacing w:before="160" w:after="60"/>
+        <w:jc w:val="center"/>
+      </w:pPr>
+      <w:r>
+        <w:rPr>
+          <w:rFonts w:ascii="Times New Roman" w:hAnsi="Times New Roman"/>
+          <w:b/>
+          <w:sz w:val="17"/>
+        </w:rPr>
+        <w:t>TABLE IV</w:t>
+        <w:br/>
+      </w:r>
+      <w:r>
+        <w:rPr>
+          <w:rFonts w:ascii="Times New Roman" w:hAnsi="Times New Roman"/>
+          <w:sz w:val="16"/>
+        </w:rPr>
+        <w:t>CLASSIFIER PERFORMANCE COMPARISON ON FAERS DEVELOPMENT VALIDATION COHORT</w:t>
+      </w:r>
+    </w:p>
+    <w:tbl>
+      <w:tblPr>
+        <w:tblW w:type="auto" w:w="0"/>
+        <w:jc w:val="center"/>
+        <w:tblLook w:firstColumn="1" w:firstRow="1" w:lastColumn="0" w:lastRow="0" w:noHBand="0" w:noVBand="1" w:val="04A0"/>
+        <w:tblBorders>
+          <w:top w:val="single" w:sz="4" w:space="0" w:color="D3D3D3"/>
+          <w:left w:val="single" w:sz="4" w:space="0" w:color="D3D3D3"/>
+          <w:bottom w:val="single" w:sz="4" w:space="0" w:color="D3D3D3"/>
+          <w:right w:val="single" w:sz="4" w:space="0" w:color="D3D3D3"/>
+          <w:insideH w:val="single" w:sz="4" w:space="0" w:color="D3D3D3"/>
+          <w:insideV w:val="none"/>
+        </w:tblBorders>
+      </w:tblPr>
+      <w:tblGrid>
+        <w:gridCol w:w="1728"/>
+        <w:gridCol w:w="1728"/>
+        <w:gridCol w:w="1728"/>
+        <w:gridCol w:w="1728"/>
+        <w:gridCol w:w="1728"/>
+        <w:gridCol w:w="1728"/>
+      </w:tblGrid>
+      <w:tr>
+        <w:tc>
+          <w:tcPr>
+            <w:tcW w:type="dxa" w:w="1728"/>
+            <w:vAlign w:val="center"/>
+            <w:shd w:fill="17395D"/>
+            <w:tcMar>
+              <w:top w:w="80" w:type="dxa"/>
+              <w:start w:w="100" w:type="dxa"/>
+              <w:bottom w:w="80" w:type="dxa"/>
+              <w:end w:w="100" w:type="dxa"/>
+            </w:tcMar>
+          </w:tcPr>
+          <w:p>
+            <w:pPr>
+              <w:spacing w:before="20" w:after="20" w:line="252" w:lineRule="auto"/>
+              <w:jc w:val="center"/>
+            </w:pPr>
+            <w:r>
+              <w:rPr>
+                <w:rFonts w:ascii="Times New Roman" w:hAnsi="Times New Roman"/>
+                <w:b/>
+                <w:i w:val="0"/>
+                <w:color w:val="FFFFFF"/>
+                <w:sz w:val="16"/>
+              </w:rPr>
+              <w:t>Model Architecture</w:t>
+            </w:r>
+          </w:p>
+        </w:tc>
+        <w:tc>
+          <w:tcPr>
+            <w:tcW w:type="dxa" w:w="1728"/>
+            <w:vAlign w:val="center"/>
+            <w:shd w:fill="17395D"/>
+            <w:tcMar>
+              <w:top w:w="80" w:type="dxa"/>
+              <w:start w:w="100" w:type="dxa"/>
+              <w:bottom w:w="80" w:type="dxa"/>
+              <w:end w:w="100" w:type="dxa"/>
+            </w:tcMar>
+          </w:tcPr>
+          <w:p>
+            <w:pPr>
+              <w:spacing w:before="20" w:after="20" w:line="252" w:lineRule="auto"/>
+              <w:jc w:val="center"/>
+            </w:pPr>
+            <w:r>
+              <w:rPr>
+                <w:rFonts w:ascii="Times New Roman" w:hAnsi="Times New Roman"/>
+                <w:b/>
+                <w:i w:val="0"/>
+                <w:color w:val="FFFFFF"/>
+                <w:sz w:val="16"/>
+              </w:rPr>
+              <w:t>AUROC</w:t>
+            </w:r>
+          </w:p>
+        </w:tc>
+        <w:tc>
+          <w:tcPr>
+            <w:tcW w:type="dxa" w:w="1728"/>
+            <w:vAlign w:val="center"/>
+            <w:shd w:fill="17395D"/>
+            <w:tcMar>
+              <w:top w:w="80" w:type="dxa"/>
+              <w:start w:w="100" w:type="dxa"/>
+              <w:bottom w:w="80" w:type="dxa"/>
+              <w:end w:w="100" w:type="dxa"/>
+            </w:tcMar>
+          </w:tcPr>
+          <w:p>
+            <w:pPr>
+              <w:spacing w:before="20" w:after="20" w:line="252" w:lineRule="auto"/>
+              <w:jc w:val="center"/>
+            </w:pPr>
+            <w:r>
+              <w:rPr>
+                <w:rFonts w:ascii="Times New Roman" w:hAnsi="Times New Roman"/>
+                <w:b/>
+                <w:i w:val="0"/>
+                <w:color w:val="FFFFFF"/>
+                <w:sz w:val="16"/>
+              </w:rPr>
+              <w:t>AUPRC</w:t>
+            </w:r>
+          </w:p>
+        </w:tc>
+        <w:tc>
+          <w:tcPr>
+            <w:tcW w:type="dxa" w:w="1728"/>
+            <w:vAlign w:val="center"/>
+            <w:shd w:fill="17395D"/>
+            <w:tcMar>
+              <w:top w:w="80" w:type="dxa"/>
+              <w:start w:w="100" w:type="dxa"/>
+              <w:bottom w:w="80" w:type="dxa"/>
+              <w:end w:w="100" w:type="dxa"/>
+            </w:tcMar>
+          </w:tcPr>
+          <w:p>
+            <w:pPr>
+              <w:spacing w:before="20" w:after="20" w:line="252" w:lineRule="auto"/>
+              <w:jc w:val="center"/>
+            </w:pPr>
+            <w:r>
+              <w:rPr>
+                <w:rFonts w:ascii="Times New Roman" w:hAnsi="Times New Roman"/>
+                <w:b/>
+                <w:i w:val="0"/>
+                <w:color w:val="FFFFFF"/>
+                <w:sz w:val="16"/>
+              </w:rPr>
+              <w:t>F1 Score</w:t>
+            </w:r>
+          </w:p>
+        </w:tc>
+        <w:tc>
+          <w:tcPr>
+            <w:tcW w:type="dxa" w:w="1728"/>
+            <w:vAlign w:val="center"/>
+            <w:shd w:fill="17395D"/>
+            <w:tcMar>
+              <w:top w:w="80" w:type="dxa"/>
+              <w:start w:w="100" w:type="dxa"/>
+              <w:bottom w:w="80" w:type="dxa"/>
+              <w:end w:w="100" w:type="dxa"/>
+            </w:tcMar>
+          </w:tcPr>
+          <w:p>
+            <w:pPr>
+              <w:spacing w:before="20" w:after="20" w:line="252" w:lineRule="auto"/>
+              <w:jc w:val="center"/>
+            </w:pPr>
+            <w:r>
+              <w:rPr>
+                <w:rFonts w:ascii="Times New Roman" w:hAnsi="Times New Roman"/>
+                <w:b/>
+                <w:i w:val="0"/>
+                <w:color w:val="FFFFFF"/>
+                <w:sz w:val="16"/>
+              </w:rPr>
+              <w:t>Sensitivity</w:t>
+            </w:r>
+          </w:p>
+        </w:tc>
+        <w:tc>
+          <w:tcPr>
+            <w:tcW w:type="dxa" w:w="1728"/>
+            <w:vAlign w:val="center"/>
+            <w:shd w:fill="17395D"/>
+            <w:tcMar>
+              <w:top w:w="80" w:type="dxa"/>
+              <w:start w:w="100" w:type="dxa"/>
+              <w:bottom w:w="80" w:type="dxa"/>
+              <w:end w:w="100" w:type="dxa"/>
+            </w:tcMar>
+          </w:tcPr>
+          <w:p>
+            <w:pPr>
+              <w:spacing w:before="20" w:after="20" w:line="252" w:lineRule="auto"/>
+              <w:jc w:val="center"/>
+            </w:pPr>
+            <w:r>
+              <w:rPr>
+                <w:rFonts w:ascii="Times New Roman" w:hAnsi="Times New Roman"/>
+                <w:b/>
+                <w:i w:val="0"/>
+                <w:color w:val="FFFFFF"/>
+                <w:sz w:val="16"/>
+              </w:rPr>
+              <w:t>Specificity</w:t>
+            </w:r>
+          </w:p>
+        </w:tc>
+      </w:tr>
+      <w:tr>
+        <w:tc>
+          <w:tcPr>
+            <w:tcW w:type="dxa" w:w="1728"/>
+            <w:vAlign w:val="center"/>
+            <w:shd w:fill="F7FAFC"/>
+            <w:tcMar>
+              <w:top w:w="80" w:type="dxa"/>
+              <w:start w:w="100" w:type="dxa"/>
+              <w:bottom w:w="80" w:type="dxa"/>
+              <w:end w:w="100" w:type="dxa"/>
+            </w:tcMar>
+          </w:tcPr>
+          <w:p>
+            <w:pPr>
+              <w:spacing w:before="20" w:after="20" w:line="252" w:lineRule="auto"/>
+              <w:jc w:val="left"/>
+            </w:pPr>
+            <w:r>
+              <w:rPr>
+                <w:rFonts w:ascii="Times New Roman" w:hAnsi="Times New Roman"/>
+                <w:b w:val="0"/>
+                <w:i w:val="0"/>
+                <w:color w:val="000000"/>
+                <w:sz w:val="16"/>
+              </w:rPr>
+              <w:t>Complement Naive Bayes</w:t>
+            </w:r>
+          </w:p>
+        </w:tc>
+        <w:tc>
+          <w:tcPr>
+            <w:tcW w:type="dxa" w:w="1728"/>
+            <w:vAlign w:val="center"/>
+            <w:shd w:fill="F7FAFC"/>
+            <w:tcMar>
+              <w:top w:w="80" w:type="dxa"/>
+              <w:start w:w="100" w:type="dxa"/>
+              <w:bottom w:w="80" w:type="dxa"/>
+              <w:end w:w="100" w:type="dxa"/>
+            </w:tcMar>
+          </w:tcPr>
+          <w:p>
+            <w:pPr>
+              <w:spacing w:before="20" w:after="20" w:line="252" w:lineRule="auto"/>
+              <w:jc w:val="center"/>
+            </w:pPr>
+            <w:r>
+              <w:rPr>
+                <w:rFonts w:ascii="Times New Roman" w:hAnsi="Times New Roman"/>
+                <w:b w:val="0"/>
+                <w:i w:val="0"/>
+                <w:color w:val="000000"/>
+                <w:sz w:val="16"/>
+              </w:rPr>
+              <w:t>0.8390</w:t>
+            </w:r>
+          </w:p>
+        </w:tc>
+        <w:tc>
+          <w:tcPr>
+            <w:tcW w:type="dxa" w:w="1728"/>
+            <w:vAlign w:val="center"/>
+            <w:shd w:fill="F7FAFC"/>
+            <w:tcMar>
+              <w:top w:w="80" w:type="dxa"/>
+              <w:start w:w="100" w:type="dxa"/>
+              <w:bottom w:w="80" w:type="dxa"/>
+              <w:end w:w="100" w:type="dxa"/>
+            </w:tcMar>
+          </w:tcPr>
+          <w:p>
+            <w:pPr>
+              <w:spacing w:before="20" w:after="20" w:line="252" w:lineRule="auto"/>
+              <w:jc w:val="center"/>
+            </w:pPr>
+            <w:r>
+              <w:rPr>
+                <w:rFonts w:ascii="Times New Roman" w:hAnsi="Times New Roman"/>
+                <w:b w:val="0"/>
+                <w:i w:val="0"/>
+                <w:color w:val="000000"/>
+                <w:sz w:val="16"/>
+              </w:rPr>
+              <w:t>0.8383</w:t>
+            </w:r>
+          </w:p>
+        </w:tc>
+        <w:tc>
+          <w:tcPr>
+            <w:tcW w:type="dxa" w:w="1728"/>
+            <w:vAlign w:val="center"/>
+            <w:shd w:fill="F7FAFC"/>
+            <w:tcMar>
+              <w:top w:w="80" w:type="dxa"/>
+              <w:start w:w="100" w:type="dxa"/>
+              <w:bottom w:w="80" w:type="dxa"/>
+              <w:end w:w="100" w:type="dxa"/>
+            </w:tcMar>
+          </w:tcPr>
+          <w:p>
+            <w:pPr>
+              <w:spacing w:before="20" w:after="20" w:line="252" w:lineRule="auto"/>
+              <w:jc w:val="center"/>
+            </w:pPr>
+            <w:r>
+              <w:rPr>
+                <w:rFonts w:ascii="Times New Roman" w:hAnsi="Times New Roman"/>
+                <w:b w:val="0"/>
+                <w:i w:val="0"/>
+                <w:color w:val="000000"/>
+                <w:sz w:val="16"/>
+              </w:rPr>
+              <w:t>0.7948</w:t>
+            </w:r>
+          </w:p>
+        </w:tc>
+        <w:tc>
+          <w:tcPr>
+            <w:tcW w:type="dxa" w:w="1728"/>
+            <w:vAlign w:val="center"/>
+            <w:shd w:fill="F7FAFC"/>
+            <w:tcMar>
+              <w:top w:w="80" w:type="dxa"/>
+              <w:start w:w="100" w:type="dxa"/>
+              <w:bottom w:w="80" w:type="dxa"/>
+              <w:end w:w="100" w:type="dxa"/>
+            </w:tcMar>
+          </w:tcPr>
+          <w:p>
+            <w:pPr>
+              <w:spacing w:before="20" w:after="20" w:line="252" w:lineRule="auto"/>
+              <w:jc w:val="center"/>
+            </w:pPr>
+            <w:r>
+              <w:rPr>
+                <w:rFonts w:ascii="Times New Roman" w:hAnsi="Times New Roman"/>
+                <w:b w:val="0"/>
+                <w:i w:val="0"/>
+                <w:color w:val="000000"/>
+                <w:sz w:val="16"/>
+              </w:rPr>
+              <w:t>88.19%</w:t>
+            </w:r>
+          </w:p>
+        </w:tc>
+        <w:tc>
+          <w:tcPr>
+            <w:tcW w:type="dxa" w:w="1728"/>
+            <w:vAlign w:val="center"/>
+            <w:shd w:fill="F7FAFC"/>
+            <w:tcMar>
+              <w:top w:w="80" w:type="dxa"/>
+              <w:start w:w="100" w:type="dxa"/>
+              <w:bottom w:w="80" w:type="dxa"/>
+              <w:end w:w="100" w:type="dxa"/>
+            </w:tcMar>
+          </w:tcPr>
+          <w:p>
+            <w:pPr>
+              <w:spacing w:before="20" w:after="20" w:line="252" w:lineRule="auto"/>
+              <w:jc w:val="center"/>
+            </w:pPr>
+            <w:r>
+              <w:rPr>
+                <w:rFonts w:ascii="Times New Roman" w:hAnsi="Times New Roman"/>
+                <w:b w:val="0"/>
+                <w:i w:val="0"/>
+                <w:color w:val="000000"/>
+                <w:sz w:val="16"/>
+              </w:rPr>
+              <w:t>60.73%</w:t>
+            </w:r>
+          </w:p>
+        </w:tc>
+      </w:tr>
+      <w:tr>
+        <w:tc>
+          <w:tcPr>
+            <w:tcW w:type="dxa" w:w="1728"/>
+            <w:vAlign w:val="center"/>
+            <w:shd w:fill="FFFFFF"/>
+            <w:tcMar>
+              <w:top w:w="80" w:type="dxa"/>
+              <w:start w:w="100" w:type="dxa"/>
+              <w:bottom w:w="80" w:type="dxa"/>
+              <w:end w:w="100" w:type="dxa"/>
+            </w:tcMar>
+          </w:tcPr>
+          <w:p>
+            <w:pPr>
+              <w:spacing w:before="20" w:after="20" w:line="252" w:lineRule="auto"/>
+              <w:jc w:val="left"/>
+            </w:pPr>
+            <w:r>
+              <w:rPr>
+                <w:rFonts w:ascii="Times New Roman" w:hAnsi="Times New Roman"/>
+                <w:b w:val="0"/>
+                <w:i w:val="0"/>
+                <w:color w:val="000000"/>
+                <w:sz w:val="16"/>
+              </w:rPr>
+              <w:t>Linear Logistic (SGD)</w:t>
+            </w:r>
+          </w:p>
+        </w:tc>
+        <w:tc>
+          <w:tcPr>
+            <w:tcW w:type="dxa" w:w="1728"/>
+            <w:vAlign w:val="center"/>
+            <w:shd w:fill="FFFFFF"/>
+            <w:tcMar>
+              <w:top w:w="80" w:type="dxa"/>
+              <w:start w:w="100" w:type="dxa"/>
+              <w:bottom w:w="80" w:type="dxa"/>
+              <w:end w:w="100" w:type="dxa"/>
+            </w:tcMar>
+          </w:tcPr>
+          <w:p>
+            <w:pPr>
+              <w:spacing w:before="20" w:after="20" w:line="252" w:lineRule="auto"/>
+              <w:jc w:val="center"/>
+            </w:pPr>
+            <w:r>
+              <w:rPr>
+                <w:rFonts w:ascii="Times New Roman" w:hAnsi="Times New Roman"/>
+                <w:b w:val="0"/>
+                <w:i w:val="0"/>
+                <w:color w:val="000000"/>
+                <w:sz w:val="16"/>
+              </w:rPr>
+              <w:t>0.8508</w:t>
+            </w:r>
+          </w:p>
+        </w:tc>
+        <w:tc>
+          <w:tcPr>
+            <w:tcW w:type="dxa" w:w="1728"/>
+            <w:vAlign w:val="center"/>
+            <w:shd w:fill="FFFFFF"/>
+            <w:tcMar>
+              <w:top w:w="80" w:type="dxa"/>
+              <w:start w:w="100" w:type="dxa"/>
+              <w:bottom w:w="80" w:type="dxa"/>
+              <w:end w:w="100" w:type="dxa"/>
+            </w:tcMar>
+          </w:tcPr>
+          <w:p>
+            <w:pPr>
+              <w:spacing w:before="20" w:after="20" w:line="252" w:lineRule="auto"/>
+              <w:jc w:val="center"/>
+            </w:pPr>
+            <w:r>
+              <w:rPr>
+                <w:rFonts w:ascii="Times New Roman" w:hAnsi="Times New Roman"/>
+                <w:b w:val="0"/>
+                <w:i w:val="0"/>
+                <w:color w:val="000000"/>
+                <w:sz w:val="16"/>
+              </w:rPr>
+              <w:t>0.8687</w:t>
+            </w:r>
+          </w:p>
+        </w:tc>
+        <w:tc>
+          <w:tcPr>
+            <w:tcW w:type="dxa" w:w="1728"/>
+            <w:vAlign w:val="center"/>
+            <w:shd w:fill="FFFFFF"/>
+            <w:tcMar>
+              <w:top w:w="80" w:type="dxa"/>
+              <w:start w:w="100" w:type="dxa"/>
+              <w:bottom w:w="80" w:type="dxa"/>
+              <w:end w:w="100" w:type="dxa"/>
+            </w:tcMar>
+          </w:tcPr>
+          <w:p>
+            <w:pPr>
+              <w:spacing w:before="20" w:after="20" w:line="252" w:lineRule="auto"/>
+              <w:jc w:val="center"/>
+            </w:pPr>
+            <w:r>
+              <w:rPr>
+                <w:rFonts w:ascii="Times New Roman" w:hAnsi="Times New Roman"/>
+                <w:b w:val="0"/>
+                <w:i w:val="0"/>
+                <w:color w:val="000000"/>
+                <w:sz w:val="16"/>
+              </w:rPr>
+              <w:t>0.7925</w:t>
+            </w:r>
+          </w:p>
+        </w:tc>
+        <w:tc>
+          <w:tcPr>
+            <w:tcW w:type="dxa" w:w="1728"/>
+            <w:vAlign w:val="center"/>
+            <w:shd w:fill="FFFFFF"/>
+            <w:tcMar>
+              <w:top w:w="80" w:type="dxa"/>
+              <w:start w:w="100" w:type="dxa"/>
+              <w:bottom w:w="80" w:type="dxa"/>
+              <w:end w:w="100" w:type="dxa"/>
+            </w:tcMar>
+          </w:tcPr>
+          <w:p>
+            <w:pPr>
+              <w:spacing w:before="20" w:after="20" w:line="252" w:lineRule="auto"/>
+              <w:jc w:val="center"/>
+            </w:pPr>
+            <w:r>
+              <w:rPr>
+                <w:rFonts w:ascii="Times New Roman" w:hAnsi="Times New Roman"/>
+                <w:b w:val="0"/>
+                <w:i w:val="0"/>
+                <w:color w:val="000000"/>
+                <w:sz w:val="16"/>
+              </w:rPr>
+              <w:t>87.23%</w:t>
+            </w:r>
+          </w:p>
+        </w:tc>
+        <w:tc>
+          <w:tcPr>
+            <w:tcW w:type="dxa" w:w="1728"/>
+            <w:vAlign w:val="center"/>
+            <w:shd w:fill="FFFFFF"/>
+            <w:tcMar>
+              <w:top w:w="80" w:type="dxa"/>
+              <w:start w:w="100" w:type="dxa"/>
+              <w:bottom w:w="80" w:type="dxa"/>
+              <w:end w:w="100" w:type="dxa"/>
+            </w:tcMar>
+          </w:tcPr>
+          <w:p>
+            <w:pPr>
+              <w:spacing w:before="20" w:after="20" w:line="252" w:lineRule="auto"/>
+              <w:jc w:val="center"/>
+            </w:pPr>
+            <w:r>
+              <w:rPr>
+                <w:rFonts w:ascii="Times New Roman" w:hAnsi="Times New Roman"/>
+                <w:b w:val="0"/>
+                <w:i w:val="0"/>
+                <w:color w:val="000000"/>
+                <w:sz w:val="16"/>
+              </w:rPr>
+              <w:t>61.66%</w:t>
+            </w:r>
+          </w:p>
+        </w:tc>
+      </w:tr>
+      <w:tr>
+        <w:tc>
+          <w:tcPr>
+            <w:tcW w:type="dxa" w:w="1728"/>
+            <w:vAlign w:val="center"/>
+            <w:shd w:fill="EBF8FF"/>
+            <w:tcMar>
+              <w:top w:w="80" w:type="dxa"/>
+              <w:start w:w="100" w:type="dxa"/>
+              <w:bottom w:w="80" w:type="dxa"/>
+              <w:end w:w="100" w:type="dxa"/>
+            </w:tcMar>
+          </w:tcPr>
+          <w:p>
+            <w:pPr>
+              <w:spacing w:before="20" w:after="20" w:line="252" w:lineRule="auto"/>
+              <w:jc w:val="left"/>
+            </w:pPr>
+            <w:r>
+              <w:rPr>
+                <w:rFonts w:ascii="Times New Roman" w:hAnsi="Times New Roman"/>
+                <w:b/>
+                <w:i w:val="0"/>
+                <w:color w:val="000000"/>
+                <w:sz w:val="16"/>
+              </w:rPr>
+              <w:t>LightGBM (Selected Holdout)</w:t>
+            </w:r>
+          </w:p>
+        </w:tc>
+        <w:tc>
+          <w:tcPr>
+            <w:tcW w:type="dxa" w:w="1728"/>
+            <w:vAlign w:val="center"/>
+            <w:shd w:fill="EBF8FF"/>
+            <w:tcMar>
+              <w:top w:w="80" w:type="dxa"/>
+              <w:start w:w="100" w:type="dxa"/>
+              <w:bottom w:w="80" w:type="dxa"/>
+              <w:end w:w="100" w:type="dxa"/>
+            </w:tcMar>
+          </w:tcPr>
+          <w:p>
+            <w:pPr>
+              <w:spacing w:before="20" w:after="20" w:line="252" w:lineRule="auto"/>
+              <w:jc w:val="center"/>
+            </w:pPr>
+            <w:r>
+              <w:rPr>
+                <w:rFonts w:ascii="Times New Roman" w:hAnsi="Times New Roman"/>
+                <w:b/>
+                <w:i w:val="0"/>
+                <w:color w:val="000000"/>
+                <w:sz w:val="16"/>
+              </w:rPr>
+              <w:t>0.8177</w:t>
+            </w:r>
+          </w:p>
+        </w:tc>
+        <w:tc>
+          <w:tcPr>
+            <w:tcW w:type="dxa" w:w="1728"/>
+            <w:vAlign w:val="center"/>
+            <w:shd w:fill="EBF8FF"/>
+            <w:tcMar>
+              <w:top w:w="80" w:type="dxa"/>
+              <w:start w:w="100" w:type="dxa"/>
+              <w:bottom w:w="80" w:type="dxa"/>
+              <w:end w:w="100" w:type="dxa"/>
+            </w:tcMar>
+          </w:tcPr>
+          <w:p>
+            <w:pPr>
+              <w:spacing w:before="20" w:after="20" w:line="252" w:lineRule="auto"/>
+              <w:jc w:val="center"/>
+            </w:pPr>
+            <w:r>
+              <w:rPr>
+                <w:rFonts w:ascii="Times New Roman" w:hAnsi="Times New Roman"/>
+                <w:b/>
+                <w:i w:val="0"/>
+                <w:color w:val="000000"/>
+                <w:sz w:val="16"/>
+              </w:rPr>
+              <w:t>0.8212</w:t>
+            </w:r>
+          </w:p>
+        </w:tc>
+        <w:tc>
+          <w:tcPr>
+            <w:tcW w:type="dxa" w:w="1728"/>
+            <w:vAlign w:val="center"/>
+            <w:shd w:fill="EBF8FF"/>
+            <w:tcMar>
+              <w:top w:w="80" w:type="dxa"/>
+              <w:start w:w="100" w:type="dxa"/>
+              <w:bottom w:w="80" w:type="dxa"/>
+              <w:end w:w="100" w:type="dxa"/>
+            </w:tcMar>
+          </w:tcPr>
+          <w:p>
+            <w:pPr>
+              <w:spacing w:before="20" w:after="20" w:line="252" w:lineRule="auto"/>
+              <w:jc w:val="center"/>
+            </w:pPr>
+            <w:r>
+              <w:rPr>
+                <w:rFonts w:ascii="Times New Roman" w:hAnsi="Times New Roman"/>
+                <w:b/>
+                <w:i w:val="0"/>
+                <w:color w:val="000000"/>
+                <w:sz w:val="16"/>
+              </w:rPr>
+              <w:t>0.7823</w:t>
+            </w:r>
+          </w:p>
+        </w:tc>
+        <w:tc>
+          <w:tcPr>
+            <w:tcW w:type="dxa" w:w="1728"/>
+            <w:vAlign w:val="center"/>
+            <w:shd w:fill="EBF8FF"/>
+            <w:tcMar>
+              <w:top w:w="80" w:type="dxa"/>
+              <w:start w:w="100" w:type="dxa"/>
+              <w:bottom w:w="80" w:type="dxa"/>
+              <w:end w:w="100" w:type="dxa"/>
+            </w:tcMar>
+          </w:tcPr>
+          <w:p>
+            <w:pPr>
+              <w:spacing w:before="20" w:after="20" w:line="252" w:lineRule="auto"/>
+              <w:jc w:val="center"/>
+            </w:pPr>
+            <w:r>
+              <w:rPr>
+                <w:rFonts w:ascii="Times New Roman" w:hAnsi="Times New Roman"/>
+                <w:b/>
+                <w:i w:val="0"/>
+                <w:color w:val="000000"/>
+                <w:sz w:val="16"/>
+              </w:rPr>
+              <w:t>90.18%</w:t>
+            </w:r>
+          </w:p>
+        </w:tc>
+        <w:tc>
+          <w:tcPr>
+            <w:tcW w:type="dxa" w:w="1728"/>
+            <w:vAlign w:val="center"/>
+            <w:shd w:fill="EBF8FF"/>
+            <w:tcMar>
+              <w:top w:w="80" w:type="dxa"/>
+              <w:start w:w="100" w:type="dxa"/>
+              <w:bottom w:w="80" w:type="dxa"/>
+              <w:end w:w="100" w:type="dxa"/>
+            </w:tcMar>
+          </w:tcPr>
+          <w:p>
+            <w:pPr>
+              <w:spacing w:before="20" w:after="20" w:line="252" w:lineRule="auto"/>
+              <w:jc w:val="center"/>
+            </w:pPr>
+            <w:r>
+              <w:rPr>
+                <w:rFonts w:ascii="Times New Roman" w:hAnsi="Times New Roman"/>
+                <w:b/>
+                <w:i w:val="0"/>
+                <w:color w:val="000000"/>
+                <w:sz w:val="16"/>
+              </w:rPr>
+              <w:t>54.04%</w:t>
+            </w:r>
+          </w:p>
+        </w:tc>
+      </w:tr>
+    </w:tbl>
+    <w:p>
+      <w:pPr>
+        <w:spacing w:before="0" w:after="70" w:line="252" w:lineRule="auto"/>
+        <w:jc w:val="both"/>
+      </w:pPr>
+      <w:r>
+        <w:rPr>
+          <w:rFonts w:ascii="Times New Roman" w:hAnsi="Times New Roman"/>
+          <w:sz w:val="19"/>
+        </w:rPr>
+        <w:t>LightGBM was selected over linear and naive Bayes baselines due to several compelling architectural advantages: gradient boosted decision trees natively capture non-linear feature interactions among high-dimensional sparse drug and indication categories without requiring dense projection embeddings; the algorithm trains efficiently across millions of records on commodity multicore hardware within bounded memory; and the resulting tree ensembles produce deterministic, auditable decision paths compatible with post-hoc isotonic calibration and CASEID-level bootstrap replication.</w:t>
+      </w:r>
+    </w:p>
+    <w:p>
+      <w:pPr>
+        <w:keepNext/>
+        <w:spacing w:before="160" w:after="40"/>
+        <w:jc w:val="left"/>
+      </w:pPr>
+      <w:r>
+        <w:rPr>
+          <w:rFonts w:ascii="Times New Roman" w:hAnsi="Times New Roman"/>
+          <w:b/>
+          <w:i/>
+          <w:sz w:val="19"/>
+        </w:rPr>
+        <w:t>B. Temporal Holdout Evaluation and Operating Point</w:t>
+      </w:r>
+    </w:p>
+    <w:p>
+      <w:pPr>
         <w:spacing w:before="0" w:after="70" w:line="252" w:lineRule="auto"/>
         <w:jc w:val="both"/>
       </w:pPr>
@@ -2603,7 +3721,7 @@
           <w:b/>
           <w:sz w:val="17"/>
         </w:rPr>
-        <w:t>TABLE IV</w:t>
+        <w:t>TABLE V</w:t>
         <w:br/>
       </w:r>
       <w:r>
@@ -3526,6 +4644,22 @@
     </w:tbl>
     <w:p>
       <w:pPr>
+        <w:keepNext/>
+        <w:spacing w:before="160" w:after="40"/>
+        <w:jc w:val="left"/>
+      </w:pPr>
+      <w:r>
+        <w:rPr>
+          <w:rFonts w:ascii="Times New Roman" w:hAnsi="Times New Roman"/>
+          <w:b/>
+          <w:i/>
+          <w:sz w:val="19"/>
+        </w:rPr>
+        <w:t>C. Conformal Prediction Set Reliability and HGNN Performance</w:t>
+      </w:r>
+    </w:p>
+    <w:p>
+      <w:pPr>
         <w:spacing w:before="0" w:after="70" w:line="252" w:lineRule="auto"/>
         <w:jc w:val="both"/>
       </w:pPr>
@@ -3549,7 +4683,7 @@
           <w:b/>
           <w:sz w:val="17"/>
         </w:rPr>
-        <w:t>TABLE V</w:t>
+        <w:t>TABLE VI</w:t>
         <w:br/>
       </w:r>
       <w:r>

--- a/docs/VitaNexus-RX IEEE 2.docx
+++ b/docs/VitaNexus-RX IEEE 2.docx
@@ -25,21 +25,22 @@
         <w:rPr>
           <w:rFonts w:ascii="Times New Roman" w:hAnsi="Times New Roman"/>
           <w:b/>
-          <w:sz w:val="22"/>
+          <w:sz w:val="21"/>
         </w:rPr>
-        <w:t>Sravan Rama Raju</w:t>
+        <w:t>Ramaraju Naga Eswara Sravan, Rajana Ashok, Yadala Hari Prasad, Salimetti Lokesh</w:t>
         <w:br/>
       </w:r>
       <w:r>
         <w:rPr>
           <w:rFonts w:ascii="Times New Roman" w:hAnsi="Times New Roman"/>
+          <w:i w:val="0"/>
           <w:sz w:val="19"/>
         </w:rPr>
         <w:t>Department of Computer Science and Engineering</w:t>
         <w:br/>
-        <w:t>Jawaharlal Nehru Technological University Hyderabad</w:t>
+        <w:t>Vignan's Lara Institute of Technology and Science</w:t>
         <w:br/>
-        <w:t>Hyderabad, India</w:t>
+        <w:t>Guntur, India</w:t>
         <w:br/>
         <w:t>sravantatikonda123@gmail.com</w:t>
       </w:r>
@@ -261,6 +262,7 @@
       <w:r>
         <w:rPr>
           <w:rFonts w:ascii="Times New Roman" w:hAnsi="Times New Roman"/>
+          <w:b w:val="0"/>
           <w:sz w:val="16"/>
         </w:rPr>
         <w:t>PRIOR LITERATURE AND DESIGN CONTEXT POSITIONING</w:t>
@@ -879,6 +881,7 @@
       <w:r>
         <w:rPr>
           <w:rFonts w:ascii="Times New Roman" w:hAnsi="Times New Roman"/>
+          <w:b w:val="0"/>
           <w:sz w:val="16"/>
         </w:rPr>
         <w:t>RUNTIME SYSTEM COMPONENTS AND OPERATIONAL ROLES</w:t>
@@ -2024,6 +2027,7 @@
       <w:r>
         <w:rPr>
           <w:rFonts w:ascii="Times New Roman" w:hAnsi="Times New Roman"/>
+          <w:b w:val="0"/>
           <w:sz w:val="16"/>
         </w:rPr>
         <w:t>SOURCE EVIDENCE STATES AND SAFETY GATE ELIGIBILITY OUTCOMES</w:t>
@@ -2935,6 +2939,7 @@
       <w:r>
         <w:rPr>
           <w:rFonts w:ascii="Times New Roman" w:hAnsi="Times New Roman"/>
+          <w:b w:val="0"/>
           <w:sz w:val="16"/>
         </w:rPr>
         <w:t>CLASSIFIER PERFORMANCE COMPARISON ON FAERS DEVELOPMENT VALIDATION COHORT</w:t>
@@ -3727,6 +3732,7 @@
       <w:r>
         <w:rPr>
           <w:rFonts w:ascii="Times New Roman" w:hAnsi="Times New Roman"/>
+          <w:b w:val="0"/>
           <w:sz w:val="16"/>
         </w:rPr>
         <w:t>FROZEN SELECTED OPERATING-POINT PERFORMANCE ON 2026 TEMPORAL HOLDOUT</w:t>
@@ -4689,6 +4695,7 @@
       <w:r>
         <w:rPr>
           <w:rFonts w:ascii="Times New Roman" w:hAnsi="Times New Roman"/>
+          <w:b w:val="0"/>
           <w:sz w:val="16"/>
         </w:rPr>
         <w:t>SUPPLEMENTARY HGNN EVENT-PROFILE PERFORMANCE METRICS ACROSS 100 MEDDRA LABELS</w:t>
@@ -5509,7 +5516,7 @@
           <w:rFonts w:ascii="Times New Roman" w:hAnsi="Times New Roman"/>
           <w:sz w:val="19"/>
         </w:rPr>
-        <w:t>The author acknowledges the public data resources and research infrastructures that made this study possible: the U.S. Food and Drug Administration (FDA) for the Adverse Event Reporting System (FAERS) public data files; the DDInter research team for the curated drug-drug interaction knowledge base; the DrugCentral team for the open-access drug and indication database; and the contributors of the Indian Medicine Dataset for brand-to-generic pharmaceutical terminology records.</w:t>
+        <w:t>The authors acknowledge the public data resources and research infrastructures that made this study possible: the U.S. Food and Drug Administration (FDA) for the Adverse Event Reporting System (FAERS) public data files; the DDInter research team for the curated drug-drug interaction knowledge base; the DrugCentral team for the open-access drug and indication database; and the contributors of the Indian Medicine Dataset for brand-to-generic pharmaceutical terminology records.</w:t>
       </w:r>
     </w:p>
     <w:p>

--- a/docs/VitaNexus-RX IEEE 2.docx
+++ b/docs/VitaNexus-RX IEEE 2.docx
@@ -2918,7 +2918,7 @@
           <w:rFonts w:ascii="Times New Roman" w:hAnsi="Times New Roman"/>
           <w:sz w:val="19"/>
         </w:rPr>
-        <w:t>During model development, multiple scalable linear and probabilistic classifiers were evaluated on the full 4.27M training and 638K validation cohort under identical sparse feature representations. Table IV summarizes performance across evaluated baselines and the selected LightGBM classifier.</w:t>
+        <w:t>During model development, multiple scalable linear and probabilistic classifiers were evaluated on the 4,271,984-record development training cohort (2022Q1–2024Q4) and benchmarked against the 638,284-record validation cohort (2025Q1–Q2) under identical sparse feature representations. Table IV summarizes performance across candidate architectures under this shared validation split.</w:t>
       </w:r>
     </w:p>
     <w:p>
@@ -2942,7 +2942,7 @@
           <w:b w:val="0"/>
           <w:sz w:val="16"/>
         </w:rPr>
-        <w:t>CLASSIFIER PERFORMANCE COMPARISON ON FAERS DEVELOPMENT VALIDATION COHORT</w:t>
+        <w:t>CLASSIFIER PERFORMANCE COMPARISON ON FAERS DEVELOPMENT VALIDATION COHORT (638,284 ROWS)</w:t>
       </w:r>
     </w:p>
     <w:tbl>
@@ -3521,7 +3521,7 @@
                 <w:color w:val="000000"/>
                 <w:sz w:val="16"/>
               </w:rPr>
-              <w:t>LightGBM (Selected Holdout)</w:t>
+              <w:t>LightGBM (Selected Architecture)</w:t>
             </w:r>
           </w:p>
         </w:tc>
@@ -3550,7 +3550,7 @@
                 <w:color w:val="000000"/>
                 <w:sz w:val="16"/>
               </w:rPr>
-              <w:t>0.8177</w:t>
+              <w:t>0.8597</w:t>
             </w:r>
           </w:p>
         </w:tc>
@@ -3579,7 +3579,7 @@
                 <w:color w:val="000000"/>
                 <w:sz w:val="16"/>
               </w:rPr>
-              <w:t>0.8212</w:t>
+              <w:t>0.8766</w:t>
             </w:r>
           </w:p>
         </w:tc>
@@ -3608,7 +3608,7 @@
                 <w:color w:val="000000"/>
                 <w:sz w:val="16"/>
               </w:rPr>
-              <w:t>0.7823</w:t>
+              <w:t>0.7994</w:t>
             </w:r>
           </w:p>
         </w:tc>
@@ -3637,7 +3637,7 @@
                 <w:color w:val="000000"/>
                 <w:sz w:val="16"/>
               </w:rPr>
-              <w:t>90.18%</w:t>
+              <w:t>86.91%</w:t>
             </w:r>
           </w:p>
         </w:tc>
@@ -3666,7 +3666,7 @@
                 <w:color w:val="000000"/>
                 <w:sz w:val="16"/>
               </w:rPr>
-              <w:t>54.04%</w:t>
+              <w:t>64.43%</w:t>
             </w:r>
           </w:p>
         </w:tc>
@@ -3682,7 +3682,7 @@
           <w:rFonts w:ascii="Times New Roman" w:hAnsi="Times New Roman"/>
           <w:sz w:val="19"/>
         </w:rPr>
-        <w:t>LightGBM was selected over linear and naive Bayes baselines due to several compelling architectural advantages: gradient boosted decision trees natively capture non-linear feature interactions among high-dimensional sparse drug and indication categories without requiring dense projection embeddings; the algorithm trains efficiently across millions of records on commodity multicore hardware within bounded memory; and the resulting tree ensembles produce deterministic, auditable decision paths compatible with post-hoc isotonic calibration and CASEID-level bootstrap replication.</w:t>
+        <w:t>On the shared 638,284-row validation split, LightGBM demonstrated superior discrimination and positive-class balance (AUROC 0.8597, AUPRC 0.8766, F1 0.7994, specificity 64.43%) compared to Linear Logistic regression (AUROC 0.8508, AUPRC 0.8687) and Complement Naive Bayes (AUROC 0.8390, AUPRC 0.8383). LightGBM was selected as the operational prediction engine because gradient boosted decision trees natively capture non-linear feature interactions among high-dimensional sparse categories without requiring dense embeddings, train efficiently across millions of records within bounded memory, and yield deterministic decision paths compatible with post-hoc isotonic calibration and CASEID-level bootstrap replication.</w:t>
       </w:r>
     </w:p>
     <w:p>
@@ -3711,7 +3711,7 @@
           <w:rFonts w:ascii="Times New Roman" w:hAnsi="Times New Roman"/>
           <w:sz w:val="19"/>
         </w:rPr>
-        <w:t>The frozen LightGBM model was evaluated on the untouched 2026Q1–Q2 temporal holdout consisting of 696,604 reports. Table V presents comprehensive evaluation metrics at the frozen 0.389 operating cutoff, chosen on the disjoint 2025Q4 operating subset to maximize specificity while enforcing a sensitivity floor of 90.0%.</w:t>
+        <w:t>Following model selection on the 638K validation cohort, the selected LightGBM architecture was retrained on the full development dataset (2022Q1–2025Q2) and frozen. This final model was evaluated on the separate, untouched 2026Q1–Q2 temporal holdout consisting of 696,604 reports. Table V presents comprehensive evaluation metrics on this holdout cohort at the frozen 0.389 operating cutoff, chosen on the disjoint 2025Q4 operating subset to maximize specificity while enforcing a sensitivity floor of 90.0%.</w:t>
       </w:r>
     </w:p>
     <w:p>
@@ -5536,7 +5536,7 @@
     </w:p>
     <w:p>
       <w:pPr>
-        <w:spacing w:before="0" w:after="50" w:line="245" w:lineRule="auto"/>
+        <w:spacing w:before="0" w:after="30" w:line="245" w:lineRule="auto"/>
         <w:ind w:left="360" w:hanging="360"/>
         <w:jc w:val="both"/>
       </w:pPr>
@@ -5550,7 +5550,7 @@
     </w:p>
     <w:p>
       <w:pPr>
-        <w:spacing w:before="0" w:after="50" w:line="245" w:lineRule="auto"/>
+        <w:spacing w:before="0" w:after="30" w:line="245" w:lineRule="auto"/>
         <w:ind w:left="360" w:hanging="360"/>
         <w:jc w:val="both"/>
       </w:pPr>
@@ -5564,7 +5564,7 @@
     </w:p>
     <w:p>
       <w:pPr>
-        <w:spacing w:before="0" w:after="50" w:line="245" w:lineRule="auto"/>
+        <w:spacing w:before="0" w:after="30" w:line="245" w:lineRule="auto"/>
         <w:ind w:left="360" w:hanging="360"/>
         <w:jc w:val="both"/>
       </w:pPr>
@@ -5578,7 +5578,7 @@
     </w:p>
     <w:p>
       <w:pPr>
-        <w:spacing w:before="0" w:after="50" w:line="245" w:lineRule="auto"/>
+        <w:spacing w:before="0" w:after="30" w:line="245" w:lineRule="auto"/>
         <w:ind w:left="360" w:hanging="360"/>
         <w:jc w:val="both"/>
       </w:pPr>
@@ -5592,7 +5592,7 @@
     </w:p>
     <w:p>
       <w:pPr>
-        <w:spacing w:before="0" w:after="50" w:line="245" w:lineRule="auto"/>
+        <w:spacing w:before="0" w:after="30" w:line="245" w:lineRule="auto"/>
         <w:ind w:left="360" w:hanging="360"/>
         <w:jc w:val="both"/>
       </w:pPr>
@@ -5606,7 +5606,7 @@
     </w:p>
     <w:p>
       <w:pPr>
-        <w:spacing w:before="0" w:after="50" w:line="245" w:lineRule="auto"/>
+        <w:spacing w:before="0" w:after="30" w:line="245" w:lineRule="auto"/>
         <w:ind w:left="360" w:hanging="360"/>
         <w:jc w:val="both"/>
       </w:pPr>
@@ -5620,7 +5620,7 @@
     </w:p>
     <w:p>
       <w:pPr>
-        <w:spacing w:before="0" w:after="50" w:line="245" w:lineRule="auto"/>
+        <w:spacing w:before="0" w:after="30" w:line="245" w:lineRule="auto"/>
         <w:ind w:left="360" w:hanging="360"/>
         <w:jc w:val="both"/>
       </w:pPr>
@@ -5634,7 +5634,7 @@
     </w:p>
     <w:p>
       <w:pPr>
-        <w:spacing w:before="0" w:after="50" w:line="245" w:lineRule="auto"/>
+        <w:spacing w:before="0" w:after="30" w:line="245" w:lineRule="auto"/>
         <w:ind w:left="360" w:hanging="360"/>
         <w:jc w:val="both"/>
       </w:pPr>
@@ -5648,7 +5648,7 @@
     </w:p>
     <w:p>
       <w:pPr>
-        <w:spacing w:before="0" w:after="50" w:line="245" w:lineRule="auto"/>
+        <w:spacing w:before="0" w:after="30" w:line="245" w:lineRule="auto"/>
         <w:ind w:left="360" w:hanging="360"/>
         <w:jc w:val="both"/>
       </w:pPr>
@@ -5662,7 +5662,7 @@
     </w:p>
     <w:p>
       <w:pPr>
-        <w:spacing w:before="0" w:after="50" w:line="245" w:lineRule="auto"/>
+        <w:spacing w:before="0" w:after="30" w:line="245" w:lineRule="auto"/>
         <w:ind w:left="360" w:hanging="360"/>
         <w:jc w:val="both"/>
       </w:pPr>
@@ -5676,7 +5676,7 @@
     </w:p>
     <w:p>
       <w:pPr>
-        <w:spacing w:before="0" w:after="50" w:line="245" w:lineRule="auto"/>
+        <w:spacing w:before="0" w:after="30" w:line="245" w:lineRule="auto"/>
         <w:ind w:left="360" w:hanging="360"/>
         <w:jc w:val="both"/>
       </w:pPr>
@@ -5690,7 +5690,7 @@
     </w:p>
     <w:p>
       <w:pPr>
-        <w:spacing w:before="0" w:after="50" w:line="245" w:lineRule="auto"/>
+        <w:spacing w:before="0" w:after="30" w:line="245" w:lineRule="auto"/>
         <w:ind w:left="360" w:hanging="360"/>
         <w:jc w:val="both"/>
       </w:pPr>
@@ -5704,7 +5704,7 @@
     </w:p>
     <w:p>
       <w:pPr>
-        <w:spacing w:before="0" w:after="50" w:line="245" w:lineRule="auto"/>
+        <w:spacing w:before="0" w:after="30" w:line="245" w:lineRule="auto"/>
         <w:ind w:left="360" w:hanging="360"/>
         <w:jc w:val="both"/>
       </w:pPr>
@@ -5718,7 +5718,7 @@
     </w:p>
     <w:p>
       <w:pPr>
-        <w:spacing w:before="0" w:after="50" w:line="245" w:lineRule="auto"/>
+        <w:spacing w:before="0" w:after="30" w:line="245" w:lineRule="auto"/>
         <w:ind w:left="360" w:hanging="360"/>
         <w:jc w:val="both"/>
       </w:pPr>
@@ -5732,7 +5732,7 @@
     </w:p>
     <w:p>
       <w:pPr>
-        <w:spacing w:before="0" w:after="50" w:line="245" w:lineRule="auto"/>
+        <w:spacing w:before="0" w:after="30" w:line="245" w:lineRule="auto"/>
         <w:ind w:left="360" w:hanging="360"/>
         <w:jc w:val="both"/>
       </w:pPr>
@@ -5746,7 +5746,7 @@
     </w:p>
     <w:p>
       <w:pPr>
-        <w:spacing w:before="0" w:after="50" w:line="245" w:lineRule="auto"/>
+        <w:spacing w:before="0" w:after="30" w:line="245" w:lineRule="auto"/>
         <w:ind w:left="360" w:hanging="360"/>
         <w:jc w:val="both"/>
       </w:pPr>
@@ -5760,7 +5760,7 @@
     </w:p>
     <w:p>
       <w:pPr>
-        <w:spacing w:before="0" w:after="50" w:line="245" w:lineRule="auto"/>
+        <w:spacing w:before="0" w:after="30" w:line="245" w:lineRule="auto"/>
         <w:ind w:left="360" w:hanging="360"/>
         <w:jc w:val="both"/>
       </w:pPr>
@@ -5774,7 +5774,7 @@
     </w:p>
     <w:p>
       <w:pPr>
-        <w:spacing w:before="0" w:after="50" w:line="245" w:lineRule="auto"/>
+        <w:spacing w:before="0" w:after="30" w:line="245" w:lineRule="auto"/>
         <w:ind w:left="360" w:hanging="360"/>
         <w:jc w:val="both"/>
       </w:pPr>
@@ -5788,7 +5788,7 @@
     </w:p>
     <w:p>
       <w:pPr>
-        <w:spacing w:before="0" w:after="50" w:line="245" w:lineRule="auto"/>
+        <w:spacing w:before="0" w:after="30" w:line="245" w:lineRule="auto"/>
         <w:ind w:left="360" w:hanging="360"/>
         <w:jc w:val="both"/>
       </w:pPr>
@@ -5802,7 +5802,7 @@
     </w:p>
     <w:p>
       <w:pPr>
-        <w:spacing w:before="0" w:after="50" w:line="245" w:lineRule="auto"/>
+        <w:spacing w:before="0" w:after="30" w:line="245" w:lineRule="auto"/>
         <w:ind w:left="360" w:hanging="360"/>
         <w:jc w:val="both"/>
       </w:pPr>
@@ -5816,7 +5816,7 @@
     </w:p>
     <w:p>
       <w:pPr>
-        <w:spacing w:before="0" w:after="50" w:line="245" w:lineRule="auto"/>
+        <w:spacing w:before="0" w:after="30" w:line="245" w:lineRule="auto"/>
         <w:ind w:left="360" w:hanging="360"/>
         <w:jc w:val="both"/>
       </w:pPr>
@@ -5830,7 +5830,7 @@
     </w:p>
     <w:p>
       <w:pPr>
-        <w:spacing w:before="0" w:after="50" w:line="245" w:lineRule="auto"/>
+        <w:spacing w:before="0" w:after="30" w:line="245" w:lineRule="auto"/>
         <w:ind w:left="360" w:hanging="360"/>
         <w:jc w:val="both"/>
       </w:pPr>
@@ -5844,7 +5844,7 @@
     </w:p>
     <w:p>
       <w:pPr>
-        <w:spacing w:before="0" w:after="50" w:line="245" w:lineRule="auto"/>
+        <w:spacing w:before="0" w:after="30" w:line="245" w:lineRule="auto"/>
         <w:ind w:left="360" w:hanging="360"/>
         <w:jc w:val="both"/>
       </w:pPr>
@@ -5858,7 +5858,7 @@
     </w:p>
     <w:p>
       <w:pPr>
-        <w:spacing w:before="0" w:after="50" w:line="245" w:lineRule="auto"/>
+        <w:spacing w:before="0" w:after="30" w:line="245" w:lineRule="auto"/>
         <w:ind w:left="360" w:hanging="360"/>
         <w:jc w:val="both"/>
       </w:pPr>
@@ -5872,7 +5872,7 @@
     </w:p>
     <w:p>
       <w:pPr>
-        <w:spacing w:before="0" w:after="50" w:line="245" w:lineRule="auto"/>
+        <w:spacing w:before="0" w:after="30" w:line="245" w:lineRule="auto"/>
         <w:ind w:left="360" w:hanging="360"/>
         <w:jc w:val="both"/>
       </w:pPr>
@@ -5886,7 +5886,7 @@
     </w:p>
     <w:p>
       <w:pPr>
-        <w:spacing w:before="0" w:after="50" w:line="245" w:lineRule="auto"/>
+        <w:spacing w:before="0" w:after="30" w:line="245" w:lineRule="auto"/>
         <w:ind w:left="360" w:hanging="360"/>
         <w:jc w:val="both"/>
       </w:pPr>
@@ -5900,7 +5900,7 @@
     </w:p>
     <w:p>
       <w:pPr>
-        <w:spacing w:before="0" w:after="50" w:line="245" w:lineRule="auto"/>
+        <w:spacing w:before="0" w:after="30" w:line="245" w:lineRule="auto"/>
         <w:ind w:left="360" w:hanging="360"/>
         <w:jc w:val="both"/>
       </w:pPr>
@@ -5914,7 +5914,7 @@
     </w:p>
     <w:p>
       <w:pPr>
-        <w:spacing w:before="0" w:after="50" w:line="245" w:lineRule="auto"/>
+        <w:spacing w:before="0" w:after="30" w:line="245" w:lineRule="auto"/>
         <w:ind w:left="360" w:hanging="360"/>
         <w:jc w:val="both"/>
       </w:pPr>
@@ -5928,7 +5928,7 @@
     </w:p>
     <w:p>
       <w:pPr>
-        <w:spacing w:before="0" w:after="50" w:line="245" w:lineRule="auto"/>
+        <w:spacing w:before="0" w:after="30" w:line="245" w:lineRule="auto"/>
         <w:ind w:left="360" w:hanging="360"/>
         <w:jc w:val="both"/>
       </w:pPr>
@@ -5942,7 +5942,7 @@
     </w:p>
     <w:p>
       <w:pPr>
-        <w:spacing w:before="0" w:after="50" w:line="245" w:lineRule="auto"/>
+        <w:spacing w:before="0" w:after="30" w:line="245" w:lineRule="auto"/>
         <w:ind w:left="360" w:hanging="360"/>
         <w:jc w:val="both"/>
       </w:pPr>
@@ -5956,7 +5956,7 @@
     </w:p>
     <w:p>
       <w:pPr>
-        <w:spacing w:before="0" w:after="50" w:line="245" w:lineRule="auto"/>
+        <w:spacing w:before="0" w:after="30" w:line="245" w:lineRule="auto"/>
         <w:ind w:left="360" w:hanging="360"/>
         <w:jc w:val="both"/>
       </w:pPr>
@@ -5970,7 +5970,7 @@
     </w:p>
     <w:p>
       <w:pPr>
-        <w:spacing w:before="0" w:after="50" w:line="245" w:lineRule="auto"/>
+        <w:spacing w:before="0" w:after="30" w:line="245" w:lineRule="auto"/>
         <w:ind w:left="360" w:hanging="360"/>
         <w:jc w:val="both"/>
       </w:pPr>
